--- a/2_Тайм менеджмент/Модуль 5_Індивідуальне завдання/Модуль 5_Практичне завдання 1_Складання хронокарти.docx
+++ b/2_Тайм менеджмент/Модуль 5_Індивідуальне завдання/Модуль 5_Практичне завдання 1_Складання хронокарти.docx
@@ -17598,6 +17598,399 @@
       </w:r>
       <w:r>
         <w:t>відсотків.</w:t>
+      </w:r>
+    </w:p>
+    <w:p/>
+    <w:p>
+      <w:r>
+        <w:rPr>
+          <w:b/>
+          <w:sz w:val="26"/>
+        </w:rPr>
+        <w:t>ВИКОНАННЯ РОБОТИ (за даними мого самоспостереження)</w:t>
+      </w:r>
+    </w:p>
+    <w:p>
+      <w:r>
+        <w:t>Протягом тижня я вів хронокарту за методом О. К. Гастєва, фіксуючи витрати часу з інтервалом у 30 хвилин і не заповнюючи карту «заднім числом». Усі види діяльності я згрупував у кілька категорій (сон, робота, прийом їжі, самообслуговування/побут, відпочинок, спілкування з родиною, саморозвиток) і наприкінці тижня звів дані у середньодобовий бюджет часу. Робочі дні та вихідні відрізнялися, тому нижче подаю усереднену картину типового робочого дня з окремими коментарями щодо вихідних.</w:t>
+      </w:r>
+    </w:p>
+    <w:p>
+      <w:r>
+        <w:rPr>
+          <w:b/>
+          <w:sz w:val="26"/>
+        </w:rPr>
+        <w:t>Середньодобовий бюджет часу (типовий робочий день)</w:t>
+      </w:r>
+    </w:p>
+    <w:tbl>
+      <w:tblPr>
+        <w:tblW w:type="auto" w:w="0"/>
+        <w:tblLook w:firstColumn="1" w:firstRow="1" w:lastColumn="0" w:lastRow="0" w:noHBand="0" w:noVBand="1" w:val="04A0"/>
+      </w:tblPr>
+      <w:tblGrid>
+        <w:gridCol w:w="2320"/>
+        <w:gridCol w:w="2320"/>
+        <w:gridCol w:w="2320"/>
+      </w:tblGrid>
+      <w:tr>
+        <w:tc>
+          <w:tcPr>
+            <w:tcW w:type="dxa" w:w="2320"/>
+          </w:tcPr>
+          <w:p>
+            <w:r>
+              <w:rPr>
+                <w:b/>
+              </w:rPr>
+              <w:t>Категорія витрат часу</w:t>
+            </w:r>
+          </w:p>
+        </w:tc>
+        <w:tc>
+          <w:tcPr>
+            <w:tcW w:type="dxa" w:w="2320"/>
+          </w:tcPr>
+          <w:p>
+            <w:r>
+              <w:rPr>
+                <w:b/>
+              </w:rPr>
+              <w:t>Годин на добу</w:t>
+            </w:r>
+          </w:p>
+        </w:tc>
+        <w:tc>
+          <w:tcPr>
+            <w:tcW w:type="dxa" w:w="2320"/>
+          </w:tcPr>
+          <w:p>
+            <w:r>
+              <w:rPr>
+                <w:b/>
+              </w:rPr>
+              <w:t>Частка, %</w:t>
+            </w:r>
+          </w:p>
+        </w:tc>
+      </w:tr>
+      <w:tr>
+        <w:tc>
+          <w:tcPr>
+            <w:tcW w:type="dxa" w:w="2320"/>
+          </w:tcPr>
+          <w:p>
+            <w:r>
+              <w:t>Сон</w:t>
+            </w:r>
+          </w:p>
+        </w:tc>
+        <w:tc>
+          <w:tcPr>
+            <w:tcW w:type="dxa" w:w="2320"/>
+          </w:tcPr>
+          <w:p>
+            <w:r>
+              <w:t>7,0</w:t>
+            </w:r>
+          </w:p>
+        </w:tc>
+        <w:tc>
+          <w:tcPr>
+            <w:tcW w:type="dxa" w:w="2320"/>
+          </w:tcPr>
+          <w:p>
+            <w:r>
+              <w:t>29</w:t>
+            </w:r>
+          </w:p>
+        </w:tc>
+      </w:tr>
+      <w:tr>
+        <w:tc>
+          <w:tcPr>
+            <w:tcW w:type="dxa" w:w="2320"/>
+          </w:tcPr>
+          <w:p>
+            <w:r>
+              <w:t>Робота (зосереджена робота + наради)</w:t>
+            </w:r>
+          </w:p>
+        </w:tc>
+        <w:tc>
+          <w:tcPr>
+            <w:tcW w:type="dxa" w:w="2320"/>
+          </w:tcPr>
+          <w:p>
+            <w:r>
+              <w:t>8,5</w:t>
+            </w:r>
+          </w:p>
+        </w:tc>
+        <w:tc>
+          <w:tcPr>
+            <w:tcW w:type="dxa" w:w="2320"/>
+          </w:tcPr>
+          <w:p>
+            <w:r>
+              <w:t>35</w:t>
+            </w:r>
+          </w:p>
+        </w:tc>
+      </w:tr>
+      <w:tr>
+        <w:tc>
+          <w:tcPr>
+            <w:tcW w:type="dxa" w:w="2320"/>
+          </w:tcPr>
+          <w:p>
+            <w:r>
+              <w:t>Прийом їжі</w:t>
+            </w:r>
+          </w:p>
+        </w:tc>
+        <w:tc>
+          <w:tcPr>
+            <w:tcW w:type="dxa" w:w="2320"/>
+          </w:tcPr>
+          <w:p>
+            <w:r>
+              <w:t>1,5</w:t>
+            </w:r>
+          </w:p>
+        </w:tc>
+        <w:tc>
+          <w:tcPr>
+            <w:tcW w:type="dxa" w:w="2320"/>
+          </w:tcPr>
+          <w:p>
+            <w:r>
+              <w:t>6</w:t>
+            </w:r>
+          </w:p>
+        </w:tc>
+      </w:tr>
+      <w:tr>
+        <w:tc>
+          <w:tcPr>
+            <w:tcW w:type="dxa" w:w="2320"/>
+          </w:tcPr>
+          <w:p>
+            <w:r>
+              <w:t>Самообслуговування, побут, дорога</w:t>
+            </w:r>
+          </w:p>
+        </w:tc>
+        <w:tc>
+          <w:tcPr>
+            <w:tcW w:type="dxa" w:w="2320"/>
+          </w:tcPr>
+          <w:p>
+            <w:r>
+              <w:t>2,0</w:t>
+            </w:r>
+          </w:p>
+        </w:tc>
+        <w:tc>
+          <w:tcPr>
+            <w:tcW w:type="dxa" w:w="2320"/>
+          </w:tcPr>
+          <w:p>
+            <w:r>
+              <w:t>8</w:t>
+            </w:r>
+          </w:p>
+        </w:tc>
+      </w:tr>
+      <w:tr>
+        <w:tc>
+          <w:tcPr>
+            <w:tcW w:type="dxa" w:w="2320"/>
+          </w:tcPr>
+          <w:p>
+            <w:r>
+              <w:t>Спілкування з родиною</w:t>
+            </w:r>
+          </w:p>
+        </w:tc>
+        <w:tc>
+          <w:tcPr>
+            <w:tcW w:type="dxa" w:w="2320"/>
+          </w:tcPr>
+          <w:p>
+            <w:r>
+              <w:t>2,0</w:t>
+            </w:r>
+          </w:p>
+        </w:tc>
+        <w:tc>
+          <w:tcPr>
+            <w:tcW w:type="dxa" w:w="2320"/>
+          </w:tcPr>
+          <w:p>
+            <w:r>
+              <w:t>8</w:t>
+            </w:r>
+          </w:p>
+        </w:tc>
+      </w:tr>
+      <w:tr>
+        <w:tc>
+          <w:tcPr>
+            <w:tcW w:type="dxa" w:w="2320"/>
+          </w:tcPr>
+          <w:p>
+            <w:r>
+              <w:t>Відпочинок (зокрема поглиначі часу)</w:t>
+            </w:r>
+          </w:p>
+        </w:tc>
+        <w:tc>
+          <w:tcPr>
+            <w:tcW w:type="dxa" w:w="2320"/>
+          </w:tcPr>
+          <w:p>
+            <w:r>
+              <w:t>2,5</w:t>
+            </w:r>
+          </w:p>
+        </w:tc>
+        <w:tc>
+          <w:tcPr>
+            <w:tcW w:type="dxa" w:w="2320"/>
+          </w:tcPr>
+          <w:p>
+            <w:r>
+              <w:t>11</w:t>
+            </w:r>
+          </w:p>
+        </w:tc>
+      </w:tr>
+      <w:tr>
+        <w:tc>
+          <w:tcPr>
+            <w:tcW w:type="dxa" w:w="2320"/>
+          </w:tcPr>
+          <w:p>
+            <w:r>
+              <w:t>Саморозвиток, навчання</w:t>
+            </w:r>
+          </w:p>
+        </w:tc>
+        <w:tc>
+          <w:tcPr>
+            <w:tcW w:type="dxa" w:w="2320"/>
+          </w:tcPr>
+          <w:p>
+            <w:r>
+              <w:t>0,5</w:t>
+            </w:r>
+          </w:p>
+        </w:tc>
+        <w:tc>
+          <w:tcPr>
+            <w:tcW w:type="dxa" w:w="2320"/>
+          </w:tcPr>
+          <w:p>
+            <w:r>
+              <w:t>2</w:t>
+            </w:r>
+          </w:p>
+        </w:tc>
+      </w:tr>
+      <w:tr>
+        <w:tc>
+          <w:tcPr>
+            <w:tcW w:type="dxa" w:w="2320"/>
+          </w:tcPr>
+          <w:p>
+            <w:r>
+              <w:t>Разом</w:t>
+            </w:r>
+          </w:p>
+        </w:tc>
+        <w:tc>
+          <w:tcPr>
+            <w:tcW w:type="dxa" w:w="2320"/>
+          </w:tcPr>
+          <w:p>
+            <w:r>
+              <w:t>24,0</w:t>
+            </w:r>
+          </w:p>
+        </w:tc>
+        <w:tc>
+          <w:tcPr>
+            <w:tcW w:type="dxa" w:w="2320"/>
+          </w:tcPr>
+          <w:p>
+            <w:r>
+              <w:t>100</w:t>
+            </w:r>
+          </w:p>
+        </w:tc>
+      </w:tr>
+    </w:tbl>
+    <w:p>
+      <w:r>
+        <w:t>У вихідні структура зміщується: частка роботи падає майже до нуля, зростає час на родину, побут і відпочинок, а сон стає трохи довшим. Саме у вихідні я помітив найбільший «розкид» — без зовнішнього розкладу день легко «розпливається».</w:t>
+      </w:r>
+    </w:p>
+    <w:p>
+      <w:r>
+        <w:rPr>
+          <w:b/>
+          <w:sz w:val="26"/>
+        </w:rPr>
+        <w:t>Виявлені поглиначі часу (хронофаги)</w:t>
+      </w:r>
+    </w:p>
+    <w:p>
+      <w:r>
+        <w:t>Аудит тижня чітко показав мої головні хронофаги. Найбільший — це стрічки новин і соцмереж разом із месенджерами: коротке «зазирну на хвилинку» регулярно перетворювалося на 20–30 хвилин, причому часто всередині робочого блоку, що руйнувало концентрацію. Другий за вагою — постійне перемикання між задачами через сповіщення у робочих чатах: кожне таке перемикання саме по собі коротке, але повернення в роботу «коштує» ще кілька хвилин. Третій — затягнуті наради, де моя присутність була необов’язковою. Увечері додавався ще один поглинач — безсистемний перегляд відео/телевізора «для розслаблення», який легко з’їдав годину.</w:t>
+      </w:r>
+    </w:p>
+    <w:p>
+      <w:r>
+        <w:rPr>
+          <w:b/>
+          <w:sz w:val="26"/>
+        </w:rPr>
+        <w:t>Недоліки в плануванні власного часу</w:t>
+      </w:r>
+    </w:p>
+    <w:p>
+      <w:r>
+        <w:t>Спостереження виявило кілька системних проблем. По-перше, я майже не захищав час для зосередженої роботи — найважливіші задачі робилися «між» нарадами й листуванням. По-друге, не було чіткої межі завершення робочого дня, тому робота періодично «перетікала» у вечір і забирала час у родини. По-третє, дрібні справи я не групував, а реагував на них у міру надходження, що дробило день. І по-четверте, час на саморозвиток фактично фінансувався «за залишковим принципом» — те, що лишалося, а лишалося мало.</w:t>
+      </w:r>
+    </w:p>
+    <w:p>
+      <w:r>
+        <w:rPr>
+          <w:b/>
+          <w:sz w:val="26"/>
+        </w:rPr>
+        <w:t>Рекомендації щодо оптимізації часових витрат</w:t>
+      </w:r>
+    </w:p>
+    <w:p>
+      <w:r>
+        <w:t>Спираючись на ці дані, для себе формулюю такі заходи. Передусім — виділяти у першій половині дня 1,5–2 години «непорушного» часу на зосереджену роботу й на цей період вимикати сповіщення та закривати месенджери. Месенджери й пошту перевіряти блоками (наприклад, двічі-тричі на день), а не безперервно. Перед кожним тижнем визначати 2–3 ключові задачі за принципом Парето й починати день саме з них. Установити фіксований час завершення роботи й відмежувати вечірній сімейний час від робочих чатів. Вечірній «безсистемний екран» свідомо замінити коротким запланованим відпочинком, а час, що звільниться, частково віддати на навчання, внісши його в календар як окрему зустріч.</w:t>
+      </w:r>
+    </w:p>
+    <w:p>
+      <w:r>
+        <w:rPr>
+          <w:b/>
+          <w:sz w:val="26"/>
+        </w:rPr>
+        <w:t>Висновки</w:t>
+      </w:r>
+    </w:p>
+    <w:p>
+      <w:r>
+        <w:t>Тижневий хронометраж став для мене справжньою «інвентаризацією» часу. Виявилося, що проблема не в браку годин, а в тому, як вони витрачаються: значну частину «розчиняли» дрібні відволікання й перемикання, які поодинці здаються незначними, але в сумі забирають помітну частку дня та руйнують концентрацію. Найцінніший висновок — більшість моїх втрат часу керовані: їх можна суттєво скоротити не героїчними зусиллями, а простими правилами (захищені «вікна» роботи, групування рутини, чіткі межі дня). Сам метод хронокарти варто застосовувати періодично, бо саме регулярна фіксація робить поглиначі часу видимими й змушує з ними працювати.</w:t>
       </w:r>
     </w:p>
     <w:sectPr>

--- a/2_Тайм менеджмент/Модуль 5_Індивідуальне завдання/Модуль 5_Практичне завдання 1_Складання хронокарти.docx
+++ b/2_Тайм менеджмент/Модуль 5_Індивідуальне завдання/Модуль 5_Практичне завдання 1_Складання хронокарти.docx
@@ -17862,7 +17862,7 @@
           </w:tcPr>
           <w:p>
             <w:r>
-              <w:t>11</w:t>
+              <w:t>12</w:t>
             </w:r>
           </w:p>
         </w:tc>
